--- a/output/tables/COAD/COAD_survival_summary.docx
+++ b/output/tables/COAD/COAD_survival_summary.docx
@@ -25,7 +25,7 @@
         <w:ind w:left="60" w:right="60" w:firstLine="0" w:firstLineChars="0"/>
       </w:pPr>
       <w:r>
-        <w:t xml:space="preserve">Overall survival by gene expression (High vs Low), TCGA-COAD. HR from Cox regression; multivariable model adjusted for age (per 10 years), sex, pathologic stage group and pretreatment cea. Sensitivity: stratified by tss. q = Benjamini–Hochberg across exploratory genes only; the primary gene (ROCK2) is reported with its unadjusted p. Time-split HRs (0–24 / &gt;24 months, adjusted) are shown only for genes whose expression term violated proportional hazards. RMST difference = High − Low restricted mean survival time up to 60 months.</w:t>
+        <w:t xml:space="preserve">Overall survival by gene expression (High vs Low), TCGA-COAD. HR from Cox regression; multivariable model adjusted for age (per 1 year), sex, pathologic stage group and pretreatment cea. Sensitivity: stratified by tss. q = Benjamini–Hochberg across exploratory genes only; the primary gene (ROCK2) is reported with its unadjusted p. Time-split HRs (0–24 / &gt;24 months, adjusted) are shown only for genes whose expression term violated proportional hazards. RMST difference = High − Low restricted mean survival time up to 60 months.</w:t>
       </w:r>
     </w:p>
     <w:tbl xmlns:a="http://schemas.openxmlformats.org/drawingml/2006/main" xmlns:pic="http://schemas.openxmlformats.org/drawingml/2006/picture">
